--- a/klagomål/A 9438-2025 FSC-klagomål.docx
+++ b/klagomål/A 9438-2025 FSC-klagomål.docx
@@ -681,7 +681,7 @@
     <w:r>
       <w:tab/>
       <w:tab/>
-      <w:t>2026-10-01</w:t>
+      <w:t>2026-10-02</w:t>
       <w:br/>
       <w:br/>
     </w:r>

--- a/klagomål/A 9438-2025 FSC-klagomål.docx
+++ b/klagomål/A 9438-2025 FSC-klagomål.docx
@@ -681,7 +681,7 @@
     <w:r>
       <w:tab/>
       <w:tab/>
-      <w:t>2026-10-02</w:t>
+      <w:t>2026-10-03</w:t>
       <w:br/>
       <w:br/>
     </w:r>

--- a/klagomål/A 9438-2025 FSC-klagomål.docx
+++ b/klagomål/A 9438-2025 FSC-klagomål.docx
@@ -681,7 +681,7 @@
     <w:r>
       <w:tab/>
       <w:tab/>
-      <w:t>2026-10-03</w:t>
+      <w:t>2026-10-04</w:t>
       <w:br/>
       <w:br/>
     </w:r>

--- a/klagomål/A 9438-2025 FSC-klagomål.docx
+++ b/klagomål/A 9438-2025 FSC-klagomål.docx
@@ -681,7 +681,7 @@
     <w:r>
       <w:tab/>
       <w:tab/>
-      <w:t>2026-10-04</w:t>
+      <w:t>2026-10-05</w:t>
       <w:br/>
       <w:br/>
     </w:r>

--- a/klagomål/A 9438-2025 FSC-klagomål.docx
+++ b/klagomål/A 9438-2025 FSC-klagomål.docx
@@ -681,7 +681,7 @@
     <w:r>
       <w:tab/>
       <w:tab/>
-      <w:t>2026-10-05</w:t>
+      <w:t>2026-10-06</w:t>
       <w:br/>
       <w:br/>
     </w:r>

--- a/klagomål/A 9438-2025 FSC-klagomål.docx
+++ b/klagomål/A 9438-2025 FSC-klagomål.docx
@@ -681,7 +681,7 @@
     <w:r>
       <w:tab/>
       <w:tab/>
-      <w:t>2026-10-06</w:t>
+      <w:t>2026-10-07</w:t>
       <w:br/>
       <w:br/>
     </w:r>

--- a/klagomål/A 9438-2025 FSC-klagomål.docx
+++ b/klagomål/A 9438-2025 FSC-klagomål.docx
@@ -681,7 +681,7 @@
     <w:r>
       <w:tab/>
       <w:tab/>
-      <w:t>2026-10-07</w:t>
+      <w:t>2026-10-08</w:t>
       <w:br/>
       <w:br/>
     </w:r>

--- a/klagomål/A 9438-2025 FSC-klagomål.docx
+++ b/klagomål/A 9438-2025 FSC-klagomål.docx
@@ -681,7 +681,7 @@
     <w:r>
       <w:tab/>
       <w:tab/>
-      <w:t>2026-10-08</w:t>
+      <w:t>2026-10-09</w:t>
       <w:br/>
       <w:br/>
     </w:r>

--- a/klagomål/A 9438-2025 FSC-klagomål.docx
+++ b/klagomål/A 9438-2025 FSC-klagomål.docx
@@ -681,7 +681,7 @@
     <w:r>
       <w:tab/>
       <w:tab/>
-      <w:t>2026-10-09</w:t>
+      <w:t>2026-10-10</w:t>
       <w:br/>
       <w:br/>
     </w:r>

--- a/klagomål/A 9438-2025 FSC-klagomål.docx
+++ b/klagomål/A 9438-2025 FSC-klagomål.docx
@@ -681,7 +681,7 @@
     <w:r>
       <w:tab/>
       <w:tab/>
-      <w:t>2026-10-10</w:t>
+      <w:t>2026-10-11</w:t>
       <w:br/>
       <w:br/>
     </w:r>

--- a/klagomål/A 9438-2025 FSC-klagomål.docx
+++ b/klagomål/A 9438-2025 FSC-klagomål.docx
@@ -681,7 +681,7 @@
     <w:r>
       <w:tab/>
       <w:tab/>
-      <w:t>2026-10-11</w:t>
+      <w:t>2026-10-12</w:t>
       <w:br/>
       <w:br/>
     </w:r>

--- a/klagomål/A 9438-2025 FSC-klagomål.docx
+++ b/klagomål/A 9438-2025 FSC-klagomål.docx
@@ -681,7 +681,7 @@
     <w:r>
       <w:tab/>
       <w:tab/>
-      <w:t>2026-10-12</w:t>
+      <w:t>2026-10-13</w:t>
       <w:br/>
       <w:br/>
     </w:r>

--- a/klagomål/A 9438-2025 FSC-klagomål.docx
+++ b/klagomål/A 9438-2025 FSC-klagomål.docx
@@ -681,7 +681,7 @@
     <w:r>
       <w:tab/>
       <w:tab/>
-      <w:t>2026-10-13</w:t>
+      <w:t>2026-10-14</w:t>
       <w:br/>
       <w:br/>
     </w:r>

--- a/klagomål/A 9438-2025 FSC-klagomål.docx
+++ b/klagomål/A 9438-2025 FSC-klagomål.docx
@@ -681,7 +681,7 @@
     <w:r>
       <w:tab/>
       <w:tab/>
-      <w:t>2026-10-14</w:t>
+      <w:t>2026-10-15</w:t>
       <w:br/>
       <w:br/>
     </w:r>

--- a/klagomål/A 9438-2025 FSC-klagomål.docx
+++ b/klagomål/A 9438-2025 FSC-klagomål.docx
@@ -681,7 +681,7 @@
     <w:r>
       <w:tab/>
       <w:tab/>
-      <w:t>2026-10-15</w:t>
+      <w:t>2026-10-16</w:t>
       <w:br/>
       <w:br/>
     </w:r>

--- a/klagomål/A 9438-2025 FSC-klagomål.docx
+++ b/klagomål/A 9438-2025 FSC-klagomål.docx
@@ -681,7 +681,7 @@
     <w:r>
       <w:tab/>
       <w:tab/>
-      <w:t>2026-10-16</w:t>
+      <w:t>2026-10-17</w:t>
       <w:br/>
       <w:br/>
     </w:r>

--- a/klagomål/A 9438-2025 FSC-klagomål.docx
+++ b/klagomål/A 9438-2025 FSC-klagomål.docx
@@ -681,7 +681,7 @@
     <w:r>
       <w:tab/>
       <w:tab/>
-      <w:t>2026-10-17</w:t>
+      <w:t>2026-10-18</w:t>
       <w:br/>
       <w:br/>
     </w:r>

--- a/klagomål/A 9438-2025 FSC-klagomål.docx
+++ b/klagomål/A 9438-2025 FSC-klagomål.docx
@@ -681,7 +681,7 @@
     <w:r>
       <w:tab/>
       <w:tab/>
-      <w:t>2026-10-18</w:t>
+      <w:t>2026-10-19</w:t>
       <w:br/>
       <w:br/>
     </w:r>

--- a/klagomål/A 9438-2025 FSC-klagomål.docx
+++ b/klagomål/A 9438-2025 FSC-klagomål.docx
@@ -681,7 +681,7 @@
     <w:r>
       <w:tab/>
       <w:tab/>
-      <w:t>2026-10-19</w:t>
+      <w:t>2026-10-20</w:t>
       <w:br/>
       <w:br/>
     </w:r>

--- a/klagomål/A 9438-2025 FSC-klagomål.docx
+++ b/klagomål/A 9438-2025 FSC-klagomål.docx
@@ -681,7 +681,7 @@
     <w:r>
       <w:tab/>
       <w:tab/>
-      <w:t>2026-10-20</w:t>
+      <w:t>2026-10-21</w:t>
       <w:br/>
       <w:br/>
     </w:r>

--- a/klagomål/A 9438-2025 FSC-klagomål.docx
+++ b/klagomål/A 9438-2025 FSC-klagomål.docx
@@ -681,7 +681,7 @@
     <w:r>
       <w:tab/>
       <w:tab/>
-      <w:t>2026-10-21</w:t>
+      <w:t>2026-10-22</w:t>
       <w:br/>
       <w:br/>
     </w:r>

--- a/klagomål/A 9438-2025 FSC-klagomål.docx
+++ b/klagomål/A 9438-2025 FSC-klagomål.docx
@@ -681,7 +681,7 @@
     <w:r>
       <w:tab/>
       <w:tab/>
-      <w:t>2026-10-22</w:t>
+      <w:t>2026-10-23</w:t>
       <w:br/>
       <w:br/>
     </w:r>

--- a/klagomål/A 9438-2025 FSC-klagomål.docx
+++ b/klagomål/A 9438-2025 FSC-klagomål.docx
@@ -681,7 +681,7 @@
     <w:r>
       <w:tab/>
       <w:tab/>
-      <w:t>2026-10-23</w:t>
+      <w:t>2026-10-24</w:t>
       <w:br/>
       <w:br/>
     </w:r>

--- a/klagomål/A 9438-2025 FSC-klagomål.docx
+++ b/klagomål/A 9438-2025 FSC-klagomål.docx
@@ -681,7 +681,7 @@
     <w:r>
       <w:tab/>
       <w:tab/>
-      <w:t>2026-10-24</w:t>
+      <w:t>2026-10-25</w:t>
       <w:br/>
       <w:br/>
     </w:r>

--- a/klagomål/A 9438-2025 FSC-klagomål.docx
+++ b/klagomål/A 9438-2025 FSC-klagomål.docx
@@ -681,7 +681,7 @@
     <w:r>
       <w:tab/>
       <w:tab/>
-      <w:t>2026-10-25</w:t>
+      <w:t>2026-10-26</w:t>
       <w:br/>
       <w:br/>
     </w:r>

--- a/klagomål/A 9438-2025 FSC-klagomål.docx
+++ b/klagomål/A 9438-2025 FSC-klagomål.docx
@@ -681,7 +681,7 @@
     <w:r>
       <w:tab/>
       <w:tab/>
-      <w:t>2026-10-26</w:t>
+      <w:t>2026-10-27</w:t>
       <w:br/>
       <w:br/>
     </w:r>

--- a/klagomål/A 9438-2025 FSC-klagomål.docx
+++ b/klagomål/A 9438-2025 FSC-klagomål.docx
@@ -681,7 +681,7 @@
     <w:r>
       <w:tab/>
       <w:tab/>
-      <w:t>2026-10-27</w:t>
+      <w:t>2026-10-28</w:t>
       <w:br/>
       <w:br/>
     </w:r>

--- a/klagomål/A 9438-2025 FSC-klagomål.docx
+++ b/klagomål/A 9438-2025 FSC-klagomål.docx
@@ -681,7 +681,7 @@
     <w:r>
       <w:tab/>
       <w:tab/>
-      <w:t>2026-10-28</w:t>
+      <w:t>2026-10-29</w:t>
       <w:br/>
       <w:br/>
     </w:r>

--- a/klagomål/A 9438-2025 FSC-klagomål.docx
+++ b/klagomål/A 9438-2025 FSC-klagomål.docx
@@ -681,7 +681,7 @@
     <w:r>
       <w:tab/>
       <w:tab/>
-      <w:t>2026-10-29</w:t>
+      <w:t>2026-10-31</w:t>
       <w:br/>
       <w:br/>
     </w:r>
